--- a/lab_1/docs/epe_lab_1.docx
+++ b/lab_1/docs/epe_lab_1.docx
@@ -500,7 +500,7 @@
           <w:sz w:val="36"/>
           <w:szCs w:val="28"/>
           <w:u w:val="single"/>
-          <w:lang w:val="en-US"/>
+          <w:lang w:val="ru-RU"/>
         </w:rPr>
       </w:pPr>
       <w:r>
@@ -525,7 +525,7 @@
           <w:sz w:val="36"/>
           <w:szCs w:val="28"/>
           <w:u w:val="single"/>
-          <w:lang w:val="en-US"/>
+          <w:lang w:val="ru-RU"/>
         </w:rPr>
         <w:t>1</w:t>
       </w:r>
@@ -625,7 +625,7 @@
           <w:bCs/>
           <w:sz w:val="28"/>
           <w:szCs w:val="28"/>
-          <w:lang w:val="en-US"/>
+          <w:lang w:val="ru-RU"/>
         </w:rPr>
       </w:pPr>
       <w:r>
@@ -644,7 +644,7 @@
           <w:bCs/>
           <w:sz w:val="28"/>
           <w:szCs w:val="28"/>
-          <w:lang w:val="en-US"/>
+          <w:lang w:val="ru-RU"/>
         </w:rPr>
         <w:t>1</w:t>
       </w:r>
@@ -1105,7 +1105,7 @@
           <w:rFonts w:ascii="Times New Roman" w:eastAsia="Times New Roman" w:hAnsi="Times New Roman" w:cs="Times New Roman"/>
           <w:iCs/>
           <w:sz w:val="28"/>
-          <w:lang w:val="en-US"/>
+          <w:lang w:val="ru-RU"/>
         </w:rPr>
         <w:t>6</w:t>
       </w:r>
@@ -1132,7 +1132,6 @@
         <w:rPr>
           <w:sz w:val="36"/>
           <w:szCs w:val="36"/>
-          <w:lang w:val="en-US"/>
         </w:rPr>
         <w:lastRenderedPageBreak/>
         <w:t xml:space="preserve">1 </w:t>
@@ -1287,10 +1286,7 @@
               </w:rPr>
             </w:pPr>
             <w:r>
-              <w:t>Работа</w:t>
-            </w:r>
-            <w:r>
-              <w:t xml:space="preserve"> </w:t>
+              <w:t xml:space="preserve">Работа </w:t>
             </w:r>
             <w:r>
               <w:rPr>
@@ -1687,10 +1683,7 @@
               </w:rPr>
             </w:pPr>
             <w:r>
-              <w:t>Работа</w:t>
-            </w:r>
-            <w:r>
-              <w:t xml:space="preserve"> J</w:t>
+              <w:t>Работа J</w:t>
             </w:r>
           </w:p>
         </w:tc>
@@ -2003,6 +1996,7 @@
       </w:pPr>
       <w:r>
         <w:rPr>
+          <w:noProof/>
           <w:szCs w:val="28"/>
         </w:rPr>
         <w:drawing>
@@ -2255,36 +2249,18 @@
         <w:t>1</w:t>
       </w:r>
       <w:r>
+        <w:t xml:space="preserve"> Задание</w:t>
+      </w:r>
+      <w:r>
         <w:t xml:space="preserve"> </w:t>
       </w:r>
       <w:r>
-        <w:t>Задание</w:t>
-      </w:r>
-      <w:r>
-        <w:t xml:space="preserve"> </w:t>
-      </w:r>
-      <w:r>
         <w:t>1: Настройка рабочей среды проекта.</w:t>
       </w:r>
     </w:p>
     <w:p>
       <w:r>
-        <w:t>Задается д</w:t>
-      </w:r>
-      <w:r>
-        <w:t>ата начала проекта (0</w:t>
-      </w:r>
-      <w:r>
-        <w:t>2</w:t>
-      </w:r>
-      <w:r>
-        <w:t>.03.202</w:t>
-      </w:r>
-      <w:r>
-        <w:t>6</w:t>
-      </w:r>
-      <w:r>
-        <w:t xml:space="preserve"> — первый рабочий день марта) в окне Проект -&gt; Сведения о проекте. Полная настройка сведений о проекте в соответствии с условием приведена на рисунке 2</w:t>
+        <w:t>Задается дата начала проекта (02.03.2026 — первый рабочий день марта) в окне Проект -&gt; Сведения о проекте. Полная настройка сведений о проекте в соответствии с условием приведена на рисунке 2</w:t>
       </w:r>
     </w:p>
     <w:p>
@@ -2293,6 +2269,9 @@
         <w:jc w:val="center"/>
       </w:pPr>
       <w:r>
+        <w:rPr>
+          <w:noProof/>
+        </w:rPr>
         <w:drawing>
           <wp:inline distT="0" distB="0" distL="0" distR="0" wp14:anchorId="7CF1ACB7" wp14:editId="059D29E4">
             <wp:extent cx="6637978" cy="1328737"/>
@@ -2342,13 +2321,7 @@
     <w:p/>
     <w:p>
       <w:r>
-        <w:t>Задается длительность работы в неделях, объем работ в часах, а тип работ по умолчанию — с фиксированными трудозатратами; количество рабочих часов в день</w:t>
-      </w:r>
-      <w:r>
-        <w:t> </w:t>
-      </w:r>
-      <w:r>
-        <w:t>— 8, количество рабочих часов в неделю 3 — 40; начало рабочей недели в понедельник, а финансового года — в январе; продолжительность рабочего дня с 9 до 18 часов (рисунок 3).</w:t>
+        <w:t>Задается длительность работы в неделях, объем работ в часах, а тип работ по умолчанию — с фиксированными трудозатратами; количество рабочих часов в день — 8, количество рабочих часов в неделю 3 — 40; начало рабочей недели в понедельник, а финансового года — в январе; продолжительность рабочего дня с 9 до 18 часов (рисунок 3).</w:t>
       </w:r>
     </w:p>
     <w:p>
@@ -2357,6 +2330,9 @@
         <w:jc w:val="center"/>
       </w:pPr>
       <w:r>
+        <w:rPr>
+          <w:noProof/>
+        </w:rPr>
         <w:lastRenderedPageBreak/>
         <w:drawing>
           <wp:inline distT="0" distB="0" distL="0" distR="0" wp14:anchorId="771598CF" wp14:editId="394228BB">
@@ -2423,6 +2399,9 @@
         <w:jc w:val="center"/>
       </w:pPr>
       <w:r>
+        <w:rPr>
+          <w:noProof/>
+        </w:rPr>
         <w:lastRenderedPageBreak/>
         <w:drawing>
           <wp:inline distT="0" distB="0" distL="0" distR="0" wp14:anchorId="45176EF7" wp14:editId="2ABF6AF7">
@@ -2477,19 +2456,67 @@
     </w:p>
     <w:p>
       <w:pPr>
+        <w:ind w:firstLine="0"/>
+      </w:pPr>
+    </w:p>
+    <w:p>
+      <w:pPr>
+        <w:ind w:firstLine="0"/>
+      </w:pPr>
+    </w:p>
+    <w:p>
+      <w:pPr>
+        <w:ind w:firstLine="0"/>
+      </w:pPr>
+    </w:p>
+    <w:p>
+      <w:pPr>
+        <w:ind w:firstLine="0"/>
+      </w:pPr>
+    </w:p>
+    <w:p>
+      <w:pPr>
+        <w:ind w:firstLine="0"/>
+      </w:pPr>
+    </w:p>
+    <w:p>
+      <w:pPr>
+        <w:ind w:firstLine="0"/>
+      </w:pPr>
+    </w:p>
+    <w:p>
+      <w:pPr>
+        <w:ind w:firstLine="0"/>
+      </w:pPr>
+    </w:p>
+    <w:p>
+      <w:pPr>
+        <w:ind w:firstLine="0"/>
+      </w:pPr>
+    </w:p>
+    <w:p>
+      <w:pPr>
+        <w:ind w:firstLine="0"/>
+      </w:pPr>
+    </w:p>
+    <w:p>
+      <w:pPr>
+        <w:ind w:firstLine="0"/>
+      </w:pPr>
+    </w:p>
+    <w:p>
+      <w:pPr>
         <w:pStyle w:val="2"/>
       </w:pPr>
       <w:r>
+        <w:lastRenderedPageBreak/>
         <w:t>2.</w:t>
       </w:r>
       <w:r>
         <w:t>2</w:t>
       </w:r>
       <w:r>
-        <w:t xml:space="preserve"> </w:t>
-      </w:r>
-      <w:r>
-        <w:t>Задание 2: Создание списка задач</w:t>
+        <w:t xml:space="preserve"> Задание 2: Создание списка задач</w:t>
       </w:r>
     </w:p>
     <w:p>
@@ -2503,7 +2530,9 @@
         <w:jc w:val="center"/>
       </w:pPr>
       <w:r>
-        <w:lastRenderedPageBreak/>
+        <w:rPr>
+          <w:noProof/>
+        </w:rPr>
         <w:drawing>
           <wp:inline distT="0" distB="0" distL="0" distR="0" wp14:anchorId="44717824" wp14:editId="36AF8214">
             <wp:extent cx="6645910" cy="3646170"/>
@@ -2561,10 +2590,7 @@
         <w:t>3</w:t>
       </w:r>
       <w:r>
-        <w:t xml:space="preserve"> </w:t>
-      </w:r>
-      <w:r>
-        <w:t>Задание 3: Структурирование списка задач</w:t>
+        <w:t xml:space="preserve"> Задание 3: Структурирование списка задач</w:t>
       </w:r>
     </w:p>
     <w:p>
@@ -2578,6 +2604,9 @@
         <w:jc w:val="center"/>
       </w:pPr>
       <w:r>
+        <w:rPr>
+          <w:noProof/>
+        </w:rPr>
         <w:drawing>
           <wp:inline distT="0" distB="0" distL="0" distR="0" wp14:anchorId="15201784" wp14:editId="50583D0A">
             <wp:extent cx="6645910" cy="3465195"/>
@@ -2636,10 +2665,7 @@
         <w:t>4</w:t>
       </w:r>
       <w:r>
-        <w:t xml:space="preserve"> </w:t>
-      </w:r>
-      <w:r>
-        <w:t>Задание 4: Установление связей между задачами</w:t>
+        <w:t xml:space="preserve"> Задание 4: Установление связей между задачами</w:t>
       </w:r>
     </w:p>
     <w:p>
@@ -2657,6 +2683,7 @@
       </w:pPr>
       <w:r>
         <w:rPr>
+          <w:noProof/>
           <w:lang w:val="en-US"/>
         </w:rPr>
         <w:drawing>
@@ -2713,48 +2740,36 @@
         <w:t xml:space="preserve"> проекта</w:t>
       </w:r>
     </w:p>
-    <w:p>
-      <w:pPr>
-        <w:rPr>
-          <w:lang w:val="en-US"/>
-        </w:rPr>
-      </w:pPr>
-    </w:p>
-    <w:p>
+    <w:p/>
+    <w:p>
+      <w:pPr>
+        <w:pStyle w:val="2"/>
+      </w:pPr>
       <w:r>
         <w:t xml:space="preserve">Вывод </w:t>
       </w:r>
     </w:p>
     <w:p>
       <w:r>
-        <w:t>В ходе проведения лабораторной работы было выявлено, что при заданных длительностях работ и связях между ними, проект c запланированной датой начала 0</w:t>
-      </w:r>
-      <w:r>
-        <w:t>2</w:t>
-      </w:r>
-      <w:r>
-        <w:t>.03.202</w:t>
+        <w:t>В ходе проведения лабораторной работы было выявлено, что при заданных длительностях работ и связях между ними, проект c запланированной датой начала 02.03.2026 и сроком выполнения 6 месяцев будет завершен 1</w:t>
       </w:r>
       <w:r>
         <w:t>6</w:t>
       </w:r>
       <w:r>
-        <w:t xml:space="preserve"> и сроком выполнения 6 месяцев будет завершен 1</w:t>
-      </w:r>
-      <w:r>
-        <w:t>5</w:t>
-      </w:r>
-      <w:r>
-        <w:t>.09.202</w:t>
-      </w:r>
-      <w:r>
-        <w:t>6</w:t>
-      </w:r>
-      <w:r>
-        <w:t xml:space="preserve"> </w:t>
+        <w:t xml:space="preserve">.09.2026 </w:t>
       </w:r>
       <w:r>
         <w:t xml:space="preserve">и будет длится 138 дней. </w:t>
+      </w:r>
+      <w:r>
+        <w:t xml:space="preserve">Проект </w:t>
+      </w:r>
+      <w:r>
+        <w:t xml:space="preserve">не </w:t>
+      </w:r>
+      <w:r>
+        <w:t>укладывается в сроки.</w:t>
       </w:r>
     </w:p>
     <w:sectPr>
@@ -6005,6 +6020,7 @@
   <w:style w:type="character" w:default="1" w:styleId="a0">
     <w:name w:val="Default Paragraph Font"/>
     <w:uiPriority w:val="1"/>
+    <w:semiHidden/>
     <w:unhideWhenUsed/>
   </w:style>
   <w:style w:type="table" w:default="1" w:styleId="a1">
